--- a/JeremiahParrackResume-2026.docx
+++ b/JeremiahParrackResume-2026.docx
@@ -744,7 +744,7 @@
           <w:color w:val="1A1A1A"/>
           <w:sz w:val="21"/>
         </w:rPr>
-        <w:t xml:space="preserve">  ·  STORD</w:t>
+        <w:t xml:space="preserve">  ·  Stord</w:t>
       </w:r>
       <w:r>
         <w:rPr>
@@ -770,7 +770,7 @@
           <w:color w:val="555555"/>
           <w:sz w:val="17"/>
         </w:rPr>
-        <w:t>Warehousing and distribution network with custom software for multi-warehouse product flow.</w:t>
+        <w:t>Seed-stage logistics startup where I was the only developer. Stord has since raised $777M and reached a $3B valuation.</w:t>
       </w:r>
     </w:p>
     <w:p>
@@ -782,12 +782,22 @@
       <w:r>
         <w:rPr>
           <w:rFonts w:ascii="Calibri" w:hAnsi="Calibri"/>
+          <w:b/>
+          <w:i w:val="0"/>
+          <w:color w:val="1A1A1A"/>
+          <w:sz w:val="19"/>
+        </w:rPr>
+        <w:t xml:space="preserve">Built the first production platform: </w:t>
+      </w:r>
+      <w:r>
+        <w:rPr>
+          <w:rFonts w:ascii="Calibri" w:hAnsi="Calibri"/>
           <w:b w:val="0"/>
           <w:i w:val="0"/>
           <w:color w:val="1A1A1A"/>
           <w:sz w:val="19"/>
         </w:rPr>
-        <w:t>built SOAP and REST integrations against third-party warehouse management systems to push and pull inventory data.</w:t>
+        <w:t>the Ruby application and data model behind multi-warehouse inventory and product flow, letting brands see and move stock across every warehouse from one dashboard — including a ground-up redesign of the database it all sat on.</w:t>
       </w:r>
     </w:p>
     <w:p>
@@ -799,12 +809,22 @@
       <w:r>
         <w:rPr>
           <w:rFonts w:ascii="Calibri" w:hAnsi="Calibri"/>
+          <w:b/>
+          <w:i w:val="0"/>
+          <w:color w:val="1A1A1A"/>
+          <w:sz w:val="19"/>
+        </w:rPr>
+        <w:t xml:space="preserve">Owned the integration layer: </w:t>
+      </w:r>
+      <w:r>
+        <w:rPr>
+          <w:rFonts w:ascii="Calibri" w:hAnsi="Calibri"/>
           <w:b w:val="0"/>
           <w:i w:val="0"/>
           <w:color w:val="1A1A1A"/>
           <w:sz w:val="19"/>
         </w:rPr>
-        <w:t>maintained the Ruby codebase through upgrades, patches, releases, and database migrations; played a key role in a database redesign.</w:t>
+        <w:t>connected third-party warehouse management systems over SOAP and REST so inventory synced automatically between Stord and partner warehouses, which is what made a network of independent operators work as one.</w:t>
       </w:r>
     </w:p>
     <w:p>
@@ -816,12 +836,22 @@
       <w:r>
         <w:rPr>
           <w:rFonts w:ascii="Calibri" w:hAnsi="Calibri"/>
+          <w:b/>
+          <w:i w:val="0"/>
+          <w:color w:val="1A1A1A"/>
+          <w:sz w:val="19"/>
+        </w:rPr>
+        <w:t xml:space="preserve">Laid the engineering foundations: </w:t>
+      </w:r>
+      <w:r>
+        <w:rPr>
+          <w:rFonts w:ascii="Calibri" w:hAnsi="Calibri"/>
           <w:b w:val="0"/>
           <w:i w:val="0"/>
           <w:color w:val="1A1A1A"/>
           <w:sz w:val="19"/>
         </w:rPr>
-        <w:t>introduced continuous integration, automated error notification for the development team, and Elasticsearch; oversaw unit and functional testing, debugging, security, and documentation.</w:t>
+        <w:t>introduced continuous integration, automated error alerting, and Elasticsearch, and set the unit and functional testing, debugging, security, and documentation practices the team scaled on.</w:t>
       </w:r>
     </w:p>
     <w:p>

--- a/JeremiahParrackResume-2026.docx
+++ b/JeremiahParrackResume-2026.docx
@@ -88,7 +88,7 @@
           <w:color w:val="1A1A1A"/>
           <w:sz w:val="19"/>
         </w:rPr>
-        <w:t>Software engineer with nine years building and operating production systems on AWS. I work at the seam between application code and the platform it runs on — shipping Rails, TypeScript, and Flutter applications, then automating the infrastructure, pipelines, and patching that keep them alive. Currently leading reliability and platform work across 311 repositories and 26 GitHub organizations at Cox Automotive, and contributing to the Ruby and Rust open source that runs Rails on AWS Lambda. I publish and maintain Flutter packages and have shipped four apps of my own to the App Store and Google Play.</w:t>
+        <w:t>Software engineer with over a decade building and operating production systems on AWS. I work at the seam between application code and the platform it runs on — shipping Rails, TypeScript, and Flutter applications, then automating the infrastructure, pipelines, and patching that keep them alive. Currently leading reliability and platform work across 311 repositories and 26 GitHub organizations at Cox Automotive, and contributing to the Ruby and Rust open source that runs Rails on AWS Lambda. I publish and maintain Flutter packages and have shipped four apps of my own to the App Store and Google Play.</w:t>
       </w:r>
     </w:p>
     <w:p>

--- a/JeremiahParrackResume-2026.docx
+++ b/JeremiahParrackResume-2026.docx
@@ -1126,6 +1126,77 @@
     </w:p>
     <w:p>
       <w:pPr>
+        <w:spacing w:before="120" w:after="60"/>
+      </w:pPr>
+      <w:r>
+        <w:rPr>
+          <w:rFonts w:ascii="Calibri" w:hAnsi="Calibri"/>
+          <w:b/>
+          <w:i w:val="0"/>
+          <w:caps/>
+          <w:color w:val="555555"/>
+          <w:sz w:val="18"/>
+          <w:spacing w:val="16"/>
+        </w:rPr>
+        <w:t>Tooling &amp; desktop</w:t>
+      </w:r>
+    </w:p>
+    <w:p>
+      <w:pPr>
+        <w:pStyle w:val="ListBullet"/>
+        <w:spacing w:after="30" w:line="254" w:lineRule="auto"/>
+        <w:ind w:left="259" w:hanging="187"/>
+      </w:pPr>
+      <w:r>
+        <w:rPr>
+          <w:rFonts w:ascii="Calibri" w:hAnsi="Calibri"/>
+          <w:b/>
+          <w:i w:val="0"/>
+          <w:color w:val="1A1A1A"/>
+          <w:sz w:val="19"/>
+        </w:rPr>
+        <w:t xml:space="preserve">DoubleShot:  </w:t>
+      </w:r>
+      <w:r>
+        <w:rPr>
+          <w:rFonts w:ascii="Calibri" w:hAnsi="Calibri"/>
+          <w:b w:val="0"/>
+          <w:i w:val="0"/>
+          <w:color w:val="1A1A1A"/>
+          <w:sz w:val="19"/>
+        </w:rPr>
+        <w:t>macOS menu bar app in Swift that tracks Claude Code spend and holds the machine awake mid-run. Signed with a Developer ID certificate, notarized by Apple, and distributed as a DMG.</w:t>
+      </w:r>
+    </w:p>
+    <w:p>
+      <w:pPr>
+        <w:pStyle w:val="ListBullet"/>
+        <w:spacing w:after="30" w:line="254" w:lineRule="auto"/>
+        <w:ind w:left="259" w:hanging="187"/>
+      </w:pPr>
+      <w:r>
+        <w:rPr>
+          <w:rFonts w:ascii="Calibri" w:hAnsi="Calibri"/>
+          <w:b/>
+          <w:i w:val="0"/>
+          <w:color w:val="1A1A1A"/>
+          <w:sz w:val="19"/>
+        </w:rPr>
+        <w:t xml:space="preserve">speckit-skills:  </w:t>
+      </w:r>
+      <w:r>
+        <w:rPr>
+          <w:rFonts w:ascii="Calibri" w:hAnsi="Calibri"/>
+          <w:b w:val="0"/>
+          <w:i w:val="0"/>
+          <w:color w:val="1A1A1A"/>
+          <w:sz w:val="19"/>
+        </w:rPr>
+        <w:t>spec-driven development plugin for Claude Code — the spec-kit loop across seven stack profiles, with a checker that resolves every requirement to the test that proves it.</w:t>
+      </w:r>
+    </w:p>
+    <w:p>
+      <w:pPr>
         <w:spacing w:before="220" w:after="100"/>
         <w:pBdr>
           <w:bottom w:val="single" w:sz="6" w:space="2" w:color="C8C8C8"/>
@@ -1166,7 +1237,7 @@
           <w:color w:val="1A1A1A"/>
           <w:sz w:val="18"/>
         </w:rPr>
-        <w:t>Ruby, Dart, TypeScript, JavaScript, Python, Rust, SQL, Bash</w:t>
+        <w:t>Ruby, Dart, Swift, TypeScript, JavaScript, Python, Rust, SQL, Bash</w:t>
       </w:r>
     </w:p>
     <w:p>
